--- a/modelos_prod/PropostaGeorreferenciamentoINCRA-I.docx
+++ b/modelos_prod/PropostaGeorreferenciamentoINCRA-I.docx
@@ -97,7 +97,7 @@
           <w:color w:val="000000"/>
           <w:sz w:val="24"/>
         </w:rPr>
-        <w:t xml:space="preserve">${Cidade}, ${DExrenso}                                                              </w:t>
+        <w:t xml:space="preserve">${Cidade}, ##TEMP_${data_extenso}##                                                              </w:t>
       </w:r>
       <w:r>
         <w:rPr>
@@ -117,7 +117,7 @@
           <w:color w:val="000000"/>
           <w:sz w:val="24"/>
         </w:rPr>
-        <w:t xml:space="preserve"> ${numero_proposta}</w:t>
+        <w:t xml:space="preserve"> ##TEMP_${numero_proposta}##</w:t>
       </w:r>
       <w:r>
         <w:rPr>
@@ -206,7 +206,7 @@
           <w:color w:val="000000"/>
           <w:sz w:val="24"/>
         </w:rPr>
-        <w:t xml:space="preserve"> ${nome_cliente_salvo}</w:t>
+        <w:t xml:space="preserve"> ##TEMP_${nome_cliente}##</w:t>
       </w:r>
       <w:r/>
     </w:p>
@@ -234,7 +234,7 @@
           <w:color w:val="000000"/>
           <w:sz w:val="24"/>
         </w:rPr>
-        <w:t xml:space="preserve">E-mail:</w:t>
+        <w:t xml:space="preserve">E-${email_cliente}:</w:t>
       </w:r>
       <w:r>
         <w:rPr>
@@ -242,7 +242,7 @@
           <w:color w:val="000000"/>
           <w:sz w:val="24"/>
         </w:rPr>
-        <w:t xml:space="preserve"> ${email_salvo}</w:t>
+        <w:t xml:space="preserve"> ##TEMP_##TEMP_e${email_cliente}_salvo####</w:t>
       </w:r>
       <w:r/>
     </w:p>
@@ -285,7 +285,7 @@
           <w:color w:val="000000"/>
           <w:sz w:val="24"/>
         </w:rPr>
-        <w:t xml:space="preserve">${telefone_salvo}</w:t>
+        <w:t xml:space="preserve">##TEMP_${telefone_cliente}##</w:t>
       </w:r>
       <w:r/>
       <w:r>
@@ -339,7 +339,7 @@
           <w:color w:val="000000"/>
           <w:sz w:val="24"/>
         </w:rPr>
-        <w:t xml:space="preserve"> ${whatsapp_salvo}</w:t>
+        <w:t xml:space="preserve"> ##TEMP_##TEMP_${whatsapp_cliente}_salvo####</w:t>
       </w:r>
       <w:r/>
       <w:r/>
@@ -400,7 +400,7 @@
           <w:color w:val="000000"/>
           <w:sz w:val="24"/>
         </w:rPr>
-        <w:t xml:space="preserve"> ${endereco_obra}</w:t>
+        <w:t xml:space="preserve"> ##TEMP_${endereco_obra}##</w:t>
       </w:r>
       <w:r/>
     </w:p>
@@ -436,7 +436,7 @@
           <w:color w:val="000000"/>
           <w:sz w:val="24"/>
         </w:rPr>
-        <w:t xml:space="preserve"> ${cidade_obra} – ${estado_obra}</w:t>
+        <w:t xml:space="preserve"> ##TEMP_${cidade_obra}## – ##TEMP_${estado_obra}##</w:t>
       </w:r>
       <w:r/>
     </w:p>
@@ -518,7 +518,7 @@
           <w:color w:val="000000"/>
           <w:sz w:val="24"/>
         </w:rPr>
-        <w:t xml:space="preserve">A ${Empresa} atua na área de </w:t>
+        <w:t xml:space="preserve">A ##TEMP_${empresa_nome}## atua na área de </w:t>
       </w:r>
       <w:r>
         <w:rPr>
@@ -2451,7 +2451,7 @@
           <w:color w:val="000000"/>
           <w:sz w:val="24"/>
         </w:rPr>
-        <w:t xml:space="preserve">R$ ${ValorProposta} (${ValorExtenso})</w:t>
+        <w:t xml:space="preserve">R$ ##TEMP_${valor_total}## (##TEMP_${valor_extenso}##)</w:t>
       </w:r>
       <w:r/>
     </w:p>
@@ -2533,7 +2533,7 @@
           <w:color w:val="000000"/>
           <w:sz w:val="24"/>
         </w:rPr>
-        <w:t xml:space="preserve"> ${mobilizacao_percentual}% — R$ ${mobilizacao_valor}</w:t>
+        <w:t xml:space="preserve"> ${mobilizacao_percentual}% — R$ ##TEMP_${valor_entrada}##</w:t>
       </w:r>
       <w:r/>
     </w:p>
@@ -2569,7 +2569,7 @@
           <w:color w:val="000000"/>
           <w:sz w:val="24"/>
         </w:rPr>
-        <w:t xml:space="preserve"> ${restante_percentual}% — R$ ${restante_valor}</w:t>
+        <w:t xml:space="preserve"> ${restante_percentual}% — R$ ##TEMP_${valor_restante}##</w:t>
       </w:r>
       <w:r/>
     </w:p>
@@ -3004,7 +3004,7 @@
           <w:color w:val="000000"/>
           <w:sz w:val="24"/>
         </w:rPr>
-        <w:t xml:space="preserve"> ${Empresa}</w:t>
+        <w:t xml:space="preserve"> ##TEMP_${empresa_nome}##</w:t>
       </w:r>
       <w:r/>
     </w:p>
@@ -3032,7 +3032,7 @@
           <w:color w:val="000000"/>
           <w:sz w:val="24"/>
         </w:rPr>
-        <w:t xml:space="preserve">CNPJ:</w:t>
+        <w:t xml:space="preserve">${empresa_cnpj}:</w:t>
       </w:r>
       <w:r>
         <w:rPr>
@@ -3040,7 +3040,7 @@
           <w:color w:val="000000"/>
           <w:sz w:val="24"/>
         </w:rPr>
-        <w:t xml:space="preserve"> ${CNPJ}</w:t>
+        <w:t xml:space="preserve"> ##TEMP_${empresa_cnpj}##</w:t>
       </w:r>
       <w:r/>
     </w:p>
@@ -3068,7 +3068,7 @@
           <w:color w:val="000000"/>
           <w:sz w:val="24"/>
         </w:rPr>
-        <w:t xml:space="preserve">Chave PIX:</w:t>
+        <w:t xml:space="preserve">Chave ${chave_pix}:</w:t>
       </w:r>
       <w:r>
         <w:rPr>
@@ -3076,7 +3076,7 @@
           <w:color w:val="000000"/>
           <w:sz w:val="24"/>
         </w:rPr>
-        <w:t xml:space="preserve"> ${PIX}</w:t>
+        <w:t xml:space="preserve"> ##TEMP_${chave_pix}##</w:t>
       </w:r>
       <w:r/>
     </w:p>
@@ -3185,7 +3185,7 @@
           <w:color w:val="000000"/>
           <w:sz w:val="24"/>
         </w:rPr>
-        <w:t xml:space="preserve">A ${Empresa} atua com foco na precisão técnica e na segurança jurídica dos levantamentos territoriais, integrando métodos clássicos da agrimensura às modernas tecnologias GNSS e geoprocessamento.</w:t>
+        <w:t xml:space="preserve">A ##TEMP_${empresa_nome}## atua com foco na precisão técnica e na segurança jurídica dos levantamentos territoriais, integrando métodos clássicos da agrimensura às modernas tecnologias GNSS e geoprocessamento.</w:t>
       </w:r>
       <w:r/>
     </w:p>
@@ -3274,9 +3274,9 @@
           <w:color w:val="000000"/>
           <w:sz w:val="24"/>
         </w:rPr>
-        <w:t xml:space="preserve">${Empresa}</w:t>
+        <w:t xml:space="preserve">##TEMP_${empresa_nome}##</w:t>
         <w:br/>
-        <w:t xml:space="preserve"> Contato: ${whatsapp}</w:t>
+        <w:t xml:space="preserve"> Contato: ##TEMP_${whatsapp_cliente}##</w:t>
       </w:r>
       <w:r/>
     </w:p>
